--- a/Rapport-Presentation/Rapport-PFE-1.docx
+++ b/Rapport-Presentation/Rapport-PFE-1.docx
@@ -16,7 +16,7 @@
           <w:noProof/>
         </w:rPr>
         <w:pict w14:anchorId="0AF0A09B">
-          <v:group id="Group 1" o:spid="_x0000_s1026" style="position:absolute;left:0;text-align:left;margin-left:.7pt;margin-top:-.05pt;width:196.45pt;height:841.35pt;z-index:-16;mso-width-percent:330;mso-position-horizontal-relative:page;mso-position-vertical-relative:page;mso-width-percent:330" coordsize="21945,91257" o:gfxdata="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">
+          <v:group id="Group 1" o:spid="_x0000_s1026" style="position:absolute;left:0;text-align:left;margin-left:.7pt;margin-top:-.05pt;width:196.45pt;height:841.35pt;z-index:-24;mso-width-percent:330;mso-position-horizontal-relative:page;mso-position-vertical-relative:page;mso-width-percent:330" coordsize="21945,91257" o:gfxdata="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">
             <v:rect id="Rectangle 3" o:spid="_x0000_s1027" style="position:absolute;width:1945;height:91257;visibility:visible;v-text-anchor:middle" o:gfxdata="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" fillcolor="#44546a" stroked="f" strokeweight="1pt"/>
             <v:shapetype id="_x0000_t15" coordsize="21600,21600" o:spt="15" adj="16200" path="m@0,l,,,21600@0,21600,21600,10800xe">
               <v:stroke joinstyle="miter"/>
@@ -435,8 +435,13 @@
     </w:p>
     <w:p>
       <w:pPr>
-        <w:jc w:val="center"/>
-      </w:pPr>
+        <w:tabs>
+          <w:tab w:val="left" w:pos="768"/>
+        </w:tabs>
+      </w:pPr>
+      <w:r>
+        <w:tab/>
+      </w:r>
     </w:p>
     <w:p>
       <w:pPr>
@@ -1761,7 +1766,7 @@
         <w:pict w14:anchorId="39706EA7">
           <v:shape id="_x0000_s1060" type="#_x0000_t202" style="position:absolute;left:0;text-align:left;margin-left:-35pt;margin-top:250.3pt;width:495.3pt;height:127.35pt;z-index:7" filled="f">
             <v:stroke opacity="0"/>
-            <v:textbox>
+            <v:textbox style="mso-next-textbox:#_x0000_s1060">
               <w:txbxContent>
                 <w:p>
                   <w:pPr>
@@ -1924,7 +1929,7 @@
             <v:path o:extrusionok="f" gradientshapeok="t" o:connecttype="rect"/>
             <o:lock v:ext="edit" aspectratio="t"/>
           </v:shapetype>
-          <v:shape id="_x0000_i1027" type="#_x0000_t75" style="width:367.2pt;height:460.2pt;visibility:visible;mso-wrap-style:square" o:bordertopcolor="black" o:borderleftcolor="black" o:borderbottomcolor="black" o:borderrightcolor="black">
+          <v:shape id="_x0000_i1105" type="#_x0000_t75" style="width:367.2pt;height:460.2pt;visibility:visible;mso-wrap-style:square" o:bordertopcolor="black" o:borderleftcolor="black" o:borderbottomcolor="black" o:borderrightcolor="black">
             <v:imagedata r:id="rId11" o:title=""/>
             <w10:bordertop type="single" width="6"/>
             <w10:borderleft type="single" width="6"/>
@@ -1971,7 +1976,7 @@
           <w:noProof/>
         </w:rPr>
         <w:pict w14:anchorId="4C3D4A9B">
-          <v:shape id="Picture 1" o:spid="_x0000_i1026" type="#_x0000_t75" style="width:367.8pt;height:601.2pt;visibility:visible;mso-wrap-style:square" o:bordertopcolor="black" o:borderleftcolor="black" o:borderbottomcolor="black" o:borderrightcolor="black">
+          <v:shape id="Picture 1" o:spid="_x0000_i1104" type="#_x0000_t75" style="width:367.8pt;height:601.2pt;visibility:visible;mso-wrap-style:square" o:bordertopcolor="black" o:borderleftcolor="black" o:borderbottomcolor="black" o:borderrightcolor="black">
             <v:imagedata r:id="rId12" o:title=""/>
             <w10:bordertop type="single" width="6"/>
             <w10:borderleft type="single" width="6"/>
@@ -2023,7 +2028,7 @@
           <w:noProof/>
         </w:rPr>
         <w:pict w14:anchorId="355C54F3">
-          <v:shape id="Picture 2" o:spid="_x0000_i1025" type="#_x0000_t75" style="width:356.4pt;height:624.6pt;visibility:visible;mso-wrap-style:square" o:bordertopcolor="black" o:borderleftcolor="black" o:borderbottomcolor="black" o:borderrightcolor="black">
+          <v:shape id="Picture 2" o:spid="_x0000_i1103" type="#_x0000_t75" style="width:356.4pt;height:624.6pt;visibility:visible;mso-wrap-style:square" o:bordertopcolor="black" o:borderleftcolor="black" o:borderbottomcolor="black" o:borderrightcolor="black">
             <v:imagedata r:id="rId13" o:title=""/>
             <w10:bordertop type="single" width="6"/>
             <w10:borderleft type="single" width="6"/>
@@ -2074,7 +2079,7 @@
         <w:pict w14:anchorId="2951DA7B">
           <v:shape id="_x0000_s1061" type="#_x0000_t202" style="position:absolute;margin-left:-23pt;margin-top:277.9pt;width:495.3pt;height:127.35pt;z-index:8" filled="f">
             <v:stroke opacity="0"/>
-            <v:textbox>
+            <v:textbox style="mso-next-textbox:#_x0000_s1061">
               <w:txbxContent>
                 <w:p>
                   <w:pPr>
@@ -2270,7 +2275,7 @@
           <w:lang w:val="en-US" w:eastAsia="en-US"/>
         </w:rPr>
         <w:pict w14:anchorId="1C05DF27">
-          <v:shape id="Picture 16" o:spid="_x0000_s1063" type="#_x0000_t75" style="position:absolute;left:0;text-align:left;margin-left:363.9pt;margin-top:13.55pt;width:134.95pt;height:126.75pt;z-index:-6;visibility:visible;mso-width-relative:margin;mso-height-relative:margin" stroked="t" strokecolor="#f2f2f2">
+          <v:shape id="Picture 16" o:spid="_x0000_s1063" type="#_x0000_t75" style="position:absolute;left:0;text-align:left;margin-left:363.9pt;margin-top:13.55pt;width:134.95pt;height:126.75pt;z-index:-14;visibility:visible;mso-width-relative:margin;mso-height-relative:margin" stroked="t" strokecolor="#f2f2f2">
             <v:imagedata r:id="rId15" o:title=""/>
             <w10:wrap type="square"/>
           </v:shape>
@@ -2608,7 +2613,7 @@
     <w:p/>
     <w:p>
       <w:pPr>
-        <w:jc w:val="center"/>
+        <w:pStyle w:val="Subtitle"/>
       </w:pPr>
       <w:r>
         <w:br w:type="page"/>
@@ -2620,7 +2625,7 @@
         </w:rPr>
         <w:lastRenderedPageBreak/>
         <w:pict w14:anchorId="53EE0678">
-          <v:shape id="_x0000_s1069" type="#_x0000_t202" style="position:absolute;left:0;text-align:left;margin-left:-11pt;margin-top:318.6pt;width:495.3pt;height:127.35pt;z-index:9" filled="f">
+          <v:shape id="_x0000_s1069" type="#_x0000_t202" style="position:absolute;margin-left:-11pt;margin-top:318.6pt;width:495.3pt;height:127.35pt;z-index:9" filled="f">
             <v:stroke opacity="0"/>
             <v:textbox>
               <w:txbxContent>
@@ -2660,9 +2665,551 @@
       <w:r>
         <w:br w:type="page"/>
       </w:r>
+      <w:r>
+        <w:lastRenderedPageBreak/>
+        <w:t>Introduction Partielle :</w:t>
+      </w:r>
+    </w:p>
+    <w:p>
+      <w:r>
+        <w:t>Dans</w:t>
+      </w:r>
+      <w:r>
+        <w:t xml:space="preserve"> ce chapitre dédié à la présentation de notre projet de plateforme d'apprentissage en ligne. Structurée autour de trois sections clés - le directeur, le professeur et l'étudiant - notre plateforme offre une expérience personnalisée et adaptée à chaque acteur de l'éducation. Dans les sections à venir, nous explorerons en détail les fonctionnalités uniques de chaque segment, démontrant ainsi la polyvalence et l'efficacité de notre solution.</w:t>
+      </w:r>
+    </w:p>
+    <w:p>
+      <w:pPr>
+        <w:numPr>
+          <w:ilvl w:val="0"/>
+          <w:numId w:val="11"/>
+        </w:numPr>
+        <w:rPr>
+          <w:b/>
+          <w:bCs/>
+        </w:rPr>
+      </w:pPr>
+      <w:r>
+        <w:rPr>
+          <w:b/>
+          <w:bCs/>
+        </w:rPr>
+        <w:t xml:space="preserve">Page de Login </w:t>
+      </w:r>
+    </w:p>
+    <w:p>
+      <w:pPr>
+        <w:ind w:left="720"/>
+      </w:pPr>
+      <w:r>
+        <w:t>Cette page</w:t>
+      </w:r>
+      <w:r>
+        <w:t xml:space="preserve"> est </w:t>
+      </w:r>
+      <w:r>
+        <w:t>l</w:t>
+      </w:r>
+      <w:r>
+        <w:t>e page principal</w:t>
+      </w:r>
+      <w:r>
+        <w:t xml:space="preserve"> pour les utilisateurs afin d'accéder à la plateforme. Elle présente une interface propre et conviviale conçue pour rationaliser le processus d'authentification.</w:t>
+      </w:r>
+      <w:r>
+        <w:t xml:space="preserve"> </w:t>
+      </w:r>
+      <w:r>
+        <w:t xml:space="preserve">De plus, </w:t>
+      </w:r>
+      <w:r>
+        <w:t>ce page</w:t>
+      </w:r>
+      <w:r>
+        <w:t xml:space="preserve"> inclut un lien "Mot de passe oublié"</w:t>
+      </w:r>
+      <w:r>
+        <w:t xml:space="preserve"> </w:t>
+      </w:r>
+      <w:r>
+        <w:t>offr</w:t>
+      </w:r>
+      <w:r>
+        <w:t>ant</w:t>
+      </w:r>
+      <w:r>
+        <w:t xml:space="preserve"> aux utilisateurs un moyen pratique de récupérer leurs informations de compte en cas d'oubli de leur mot de passe.</w:t>
+      </w:r>
+    </w:p>
+    <w:p>
+      <w:pPr>
+        <w:ind w:left="720"/>
+      </w:pPr>
+      <w:r>
+        <w:rPr>
+          <w:noProof/>
+        </w:rPr>
+        <w:pict w14:anchorId="4069BBE8">
+          <v:shape id="Picture 1" o:spid="_x0000_s1072" type="#_x0000_t75" style="position:absolute;left:0;text-align:left;margin-left:43.5pt;margin-top:282.4pt;width:340.65pt;height:344.75pt;z-index:17;visibility:visible;mso-wrap-style:square;mso-position-horizontal-relative:margin;mso-position-vertical-relative:margin" stroked="t" strokecolor="#bfbfbf">
+            <v:imagedata r:id="rId21" o:title=""/>
+            <w10:wrap type="square" anchorx="margin" anchory="margin"/>
+          </v:shape>
+        </w:pict>
+      </w:r>
+    </w:p>
+    <w:p>
+      <w:pPr>
+        <w:ind w:left="720"/>
+      </w:pPr>
+    </w:p>
+    <w:p>
+      <w:pPr>
+        <w:ind w:left="720"/>
+      </w:pPr>
+    </w:p>
+    <w:p>
+      <w:pPr>
+        <w:ind w:left="720"/>
+      </w:pPr>
+    </w:p>
+    <w:p>
+      <w:pPr>
+        <w:ind w:left="720"/>
+      </w:pPr>
+    </w:p>
+    <w:p>
+      <w:pPr>
+        <w:ind w:left="720"/>
+      </w:pPr>
+    </w:p>
+    <w:p>
+      <w:pPr>
+        <w:ind w:left="720"/>
+      </w:pPr>
+    </w:p>
+    <w:p>
+      <w:pPr>
+        <w:ind w:left="720"/>
+      </w:pPr>
+    </w:p>
+    <w:p>
+      <w:pPr>
+        <w:ind w:left="720"/>
+      </w:pPr>
+    </w:p>
+    <w:p>
+      <w:pPr>
+        <w:ind w:left="720"/>
+      </w:pPr>
+    </w:p>
+    <w:p>
+      <w:pPr>
+        <w:ind w:left="720"/>
+      </w:pPr>
+    </w:p>
+    <w:p>
+      <w:pPr>
+        <w:ind w:left="720"/>
+      </w:pPr>
+    </w:p>
+    <w:p>
+      <w:pPr>
+        <w:ind w:left="720"/>
+      </w:pPr>
+    </w:p>
+    <w:p>
+      <w:pPr>
+        <w:ind w:left="720"/>
+      </w:pPr>
+    </w:p>
+    <w:p>
+      <w:pPr>
+        <w:numPr>
+          <w:ilvl w:val="0"/>
+          <w:numId w:val="11"/>
+        </w:numPr>
+        <w:rPr>
+          <w:b/>
+          <w:bCs/>
+        </w:rPr>
+      </w:pPr>
+      <w:r>
+        <w:rPr>
+          <w:b/>
+          <w:bCs/>
+        </w:rPr>
+        <w:lastRenderedPageBreak/>
+        <w:t>Section de directeur</w:t>
+      </w:r>
+    </w:p>
+    <w:p>
+      <w:pPr>
+        <w:numPr>
+          <w:ilvl w:val="0"/>
+          <w:numId w:val="12"/>
+        </w:numPr>
+      </w:pPr>
+      <w:r>
+        <w:t>Page de Dashboard</w:t>
+      </w:r>
+    </w:p>
+    <w:p>
+      <w:pPr>
+        <w:ind w:left="1440"/>
+      </w:pPr>
+      <w:r>
+        <w:rPr>
+          <w:noProof/>
+        </w:rPr>
+        <w:pict w14:anchorId="2E182389">
+          <v:shape id="_x0000_s1073" type="#_x0000_t75" style="position:absolute;left:0;text-align:left;margin-left:-14.45pt;margin-top:28.3pt;width:472.7pt;height:232.4pt;z-index:-7;visibility:visible;mso-wrap-style:square;mso-position-horizontal-relative:text;mso-position-vertical-relative:text;mso-width-relative:page;mso-height-relative:page" wrapcoords="-36 -77 -36 21600 21636 21600 21636 -77 -36 -77" stroked="t" strokecolor="#bfbfbf">
+            <v:imagedata r:id="rId22" o:title=""/>
+            <w10:wrap type="tight"/>
+          </v:shape>
+        </w:pict>
+      </w:r>
+      <w:proofErr w:type="gramStart"/>
+      <w:r>
+        <w:t>description</w:t>
+      </w:r>
+      <w:proofErr w:type="gramEnd"/>
+      <w:r>
+        <w:t>………………..</w:t>
+      </w:r>
+    </w:p>
+    <w:p>
+      <w:pPr>
+        <w:ind w:left="1440"/>
+      </w:pPr>
+    </w:p>
+    <w:p>
+      <w:pPr>
+        <w:numPr>
+          <w:ilvl w:val="0"/>
+          <w:numId w:val="12"/>
+        </w:numPr>
+      </w:pPr>
+      <w:r>
+        <w:t>Page de gestion des professeurs</w:t>
+      </w:r>
+    </w:p>
+    <w:p>
+      <w:pPr>
+        <w:ind w:left="1440"/>
+      </w:pPr>
+      <w:r>
+        <w:rPr>
+          <w:noProof/>
+        </w:rPr>
+        <w:pict w14:anchorId="7D494BCB">
+          <v:shape id="_x0000_s1075" type="#_x0000_t75" style="position:absolute;left:0;text-align:left;margin-left:-19.05pt;margin-top:28.25pt;width:472.8pt;height:234.05pt;z-index:-6;visibility:visible;mso-wrap-style:square;mso-position-horizontal-relative:text;mso-position-vertical-relative:text;mso-width-relative:page;mso-height-relative:page" wrapcoords="-36 -77 -36 21600 21636 21600 21636 -77 -36 -77" stroked="t" strokecolor="#bfbfbf">
+            <v:imagedata r:id="rId23" o:title=""/>
+            <w10:wrap type="tight"/>
+          </v:shape>
+        </w:pict>
+      </w:r>
+      <w:proofErr w:type="gramStart"/>
+      <w:r>
+        <w:t>d</w:t>
+      </w:r>
+      <w:r>
+        <w:t>escription</w:t>
+      </w:r>
+      <w:proofErr w:type="gramEnd"/>
+      <w:r>
+        <w:t>………………..</w:t>
+      </w:r>
+    </w:p>
+    <w:p>
+      <w:pPr>
+        <w:ind w:left="1440"/>
+      </w:pPr>
+    </w:p>
+    <w:p>
+      <w:pPr>
+        <w:ind w:left="1440"/>
+      </w:pPr>
+      <w:r>
+        <w:rPr>
+          <w:noProof/>
+        </w:rPr>
+        <w:lastRenderedPageBreak/>
+        <w:pict w14:anchorId="4F566192">
+          <v:shape id="_x0000_s1076" type="#_x0000_t75" style="position:absolute;left:0;text-align:left;margin-left:-17.7pt;margin-top:-12.6pt;width:472.8pt;height:268.3pt;z-index:-5;visibility:visible;mso-wrap-style:square;mso-position-horizontal-relative:text;mso-position-vertical-relative:text;mso-width-relative:page;mso-height-relative:page" wrapcoords="-34 -60 -34 21600 21634 21600 21634 -60 -34 -60" stroked="t" strokecolor="#bfbfbf">
+            <v:imagedata r:id="rId24" o:title=""/>
+            <w10:wrap type="tight"/>
+          </v:shape>
+        </w:pict>
+      </w:r>
+    </w:p>
+    <w:p>
+      <w:pPr>
+        <w:numPr>
+          <w:ilvl w:val="0"/>
+          <w:numId w:val="12"/>
+        </w:numPr>
+      </w:pPr>
+      <w:r>
+        <w:t>Page de gestion des étudiants</w:t>
+      </w:r>
+    </w:p>
+    <w:p>
+      <w:pPr>
+        <w:ind w:left="1440"/>
+      </w:pPr>
+      <w:proofErr w:type="gramStart"/>
+      <w:r>
+        <w:t>d</w:t>
+      </w:r>
+      <w:r>
+        <w:t>escription</w:t>
+      </w:r>
+      <w:proofErr w:type="gramEnd"/>
+      <w:r>
+        <w:t>………………..</w:t>
+      </w:r>
+    </w:p>
+    <w:p>
+      <w:pPr>
+        <w:ind w:left="1440"/>
+      </w:pPr>
+    </w:p>
+    <w:p>
+      <w:pPr>
+        <w:ind w:left="1440"/>
+      </w:pPr>
+    </w:p>
+    <w:p>
+      <w:pPr>
+        <w:ind w:left="1440"/>
+      </w:pPr>
+      <w:r>
+        <w:rPr>
+          <w:noProof/>
+        </w:rPr>
+        <w:pict w14:anchorId="30F6A216">
+          <v:shape id="_x0000_s1077" type="#_x0000_t75" style="position:absolute;left:0;text-align:left;margin-left:-17.7pt;margin-top:35.8pt;width:480.6pt;height:232.45pt;z-index:-4;visibility:visible;mso-wrap-style:square;mso-position-horizontal-relative:text;mso-position-vertical-relative:text;mso-width-relative:page;mso-height-relative:page" wrapcoords="-36 -77 -36 21600 21636 21600 21636 -77 -36 -77" stroked="t" strokecolor="#bfbfbf">
+            <v:imagedata r:id="rId25" o:title=""/>
+            <w10:wrap type="tight"/>
+          </v:shape>
+        </w:pict>
+      </w:r>
+    </w:p>
+    <w:p>
+      <w:pPr>
+        <w:numPr>
+          <w:ilvl w:val="0"/>
+          <w:numId w:val="12"/>
+        </w:numPr>
+      </w:pPr>
+      <w:r>
+        <w:lastRenderedPageBreak/>
+        <w:t>Page de gestion des départements</w:t>
+      </w:r>
+    </w:p>
+    <w:p>
+      <w:pPr>
+        <w:ind w:left="1440"/>
+      </w:pPr>
+      <w:proofErr w:type="gramStart"/>
+      <w:r>
+        <w:t>d</w:t>
+      </w:r>
+      <w:r>
+        <w:t>escription</w:t>
+      </w:r>
+      <w:proofErr w:type="gramEnd"/>
+      <w:r>
+        <w:t>………………..</w:t>
+      </w:r>
+    </w:p>
+    <w:p>
+      <w:pPr>
+        <w:ind w:left="1440"/>
+      </w:pPr>
+    </w:p>
+    <w:p>
+      <w:pPr>
+        <w:ind w:left="1440"/>
+      </w:pPr>
+      <w:r>
+        <w:rPr>
+          <w:noProof/>
+        </w:rPr>
+        <w:pict w14:anchorId="362FBD86">
+          <v:shape id="_x0000_s1078" type="#_x0000_t75" style="position:absolute;left:0;text-align:left;margin-left:-20.25pt;margin-top:18.05pt;width:472.8pt;height:218.25pt;z-index:-3;visibility:visible;mso-wrap-style:square;mso-position-horizontal-relative:text;mso-position-vertical-relative:text;mso-width-relative:page;mso-height-relative:page" wrapcoords="-34 -74 -34 21600 21634 21600 21634 -74 -34 -74" stroked="t" strokecolor="#bfbfbf">
+            <v:imagedata r:id="rId26" o:title=""/>
+            <w10:wrap type="tight"/>
+          </v:shape>
+        </w:pict>
+      </w:r>
+    </w:p>
+    <w:p>
+      <w:pPr>
+        <w:numPr>
+          <w:ilvl w:val="0"/>
+          <w:numId w:val="12"/>
+        </w:numPr>
+      </w:pPr>
+      <w:r>
+        <w:t xml:space="preserve">Page de gestion des filières   </w:t>
+      </w:r>
+    </w:p>
+    <w:p>
+      <w:pPr>
+        <w:ind w:left="1440"/>
+      </w:pPr>
+      <w:proofErr w:type="gramStart"/>
+      <w:r>
+        <w:t>d</w:t>
+      </w:r>
+      <w:r>
+        <w:t>escription</w:t>
+      </w:r>
+      <w:proofErr w:type="gramEnd"/>
+      <w:r>
+        <w:t>………………..</w:t>
+      </w:r>
+    </w:p>
+    <w:p>
+      <w:pPr>
+        <w:ind w:left="1440"/>
+      </w:pPr>
+      <w:r>
+        <w:rPr>
+          <w:noProof/>
+        </w:rPr>
+        <w:pict w14:anchorId="003195A2">
+          <v:shape id="_x0000_s1079" type="#_x0000_t75" style="position:absolute;left:0;text-align:left;margin-left:-20.25pt;margin-top:39pt;width:478.6pt;height:232.45pt;z-index:-2;visibility:visible;mso-wrap-style:square;mso-position-horizontal-relative:text;mso-position-vertical-relative:text;mso-width-relative:page;mso-height-relative:page" wrapcoords="-36 -77 -36 21600 21636 21600 21636 -77 -36 -77" stroked="t" strokecolor="#bfbfbf">
+            <v:imagedata r:id="rId27" o:title=""/>
+            <w10:wrap type="tight"/>
+          </v:shape>
+        </w:pict>
+      </w:r>
+    </w:p>
+    <w:p>
+      <w:pPr>
+        <w:ind w:left="1440"/>
+      </w:pPr>
+    </w:p>
+    <w:p>
+      <w:pPr>
+        <w:numPr>
+          <w:ilvl w:val="0"/>
+          <w:numId w:val="12"/>
+        </w:numPr>
+      </w:pPr>
+      <w:r>
+        <w:lastRenderedPageBreak/>
+        <w:t>Page de profile</w:t>
+      </w:r>
+    </w:p>
+    <w:p>
+      <w:pPr>
+        <w:ind w:left="1440"/>
+      </w:pPr>
+      <w:proofErr w:type="gramStart"/>
+      <w:r>
+        <w:t>d</w:t>
+      </w:r>
+      <w:r>
+        <w:t>escription</w:t>
+      </w:r>
+      <w:proofErr w:type="gramEnd"/>
+      <w:r>
+        <w:t>………………..</w:t>
+      </w:r>
+    </w:p>
+    <w:p>
+      <w:pPr>
+        <w:ind w:left="1440"/>
+      </w:pPr>
+    </w:p>
+    <w:p>
+      <w:pPr>
+        <w:ind w:left="1440"/>
+      </w:pPr>
+      <w:r>
+        <w:rPr>
+          <w:noProof/>
+        </w:rPr>
+        <w:pict w14:anchorId="19063FEB">
+          <v:shape id="_x0000_s1080" type="#_x0000_t75" style="position:absolute;left:0;text-align:left;margin-left:-32.4pt;margin-top:27.4pt;width:503.55pt;height:232.45pt;z-index:-1;visibility:visible;mso-wrap-style:square;mso-position-horizontal-relative:text;mso-position-vertical-relative:text;mso-width-relative:page;mso-height-relative:page" wrapcoords="-36 -77 -36 21600 21636 21600 21636 -77 -36 -77" stroked="t" strokecolor="#bfbfbf">
+            <v:imagedata r:id="rId28" o:title=""/>
+            <w10:wrap type="tight"/>
+          </v:shape>
+        </w:pict>
+      </w:r>
+    </w:p>
+    <w:p>
+      <w:pPr>
+        <w:ind w:left="1440"/>
+      </w:pPr>
+    </w:p>
+    <w:p>
+      <w:pPr>
+        <w:numPr>
+          <w:ilvl w:val="0"/>
+          <w:numId w:val="11"/>
+        </w:numPr>
+        <w:rPr>
+          <w:b/>
+          <w:bCs/>
+        </w:rPr>
+      </w:pPr>
+      <w:r>
+        <w:rPr>
+          <w:b/>
+          <w:bCs/>
+        </w:rPr>
+        <w:t>Section de professeur</w:t>
+      </w:r>
+    </w:p>
+    <w:p>
+      <w:pPr>
+        <w:numPr>
+          <w:ilvl w:val="0"/>
+          <w:numId w:val="11"/>
+        </w:numPr>
+        <w:rPr>
+          <w:b/>
+          <w:bCs/>
+        </w:rPr>
+      </w:pPr>
+      <w:r>
+        <w:rPr>
+          <w:b/>
+          <w:bCs/>
+        </w:rPr>
+        <w:t xml:space="preserve">Section d’étudiant </w:t>
+      </w:r>
+    </w:p>
+    <w:p>
+      <w:pPr>
+        <w:ind w:left="360"/>
+        <w:rPr>
+          <w:b/>
+          <w:bCs/>
+        </w:rPr>
+      </w:pPr>
+      <w:r>
+        <w:rPr>
+          <w:b/>
+          <w:bCs/>
+        </w:rPr>
+        <w:br w:type="page"/>
+      </w:r>
+      <w:r>
+        <w:rPr>
+          <w:b/>
+          <w:bCs/>
+        </w:rPr>
+        <w:lastRenderedPageBreak/>
+        <w:br w:type="page"/>
+      </w:r>
     </w:p>
     <w:sectPr>
-      <w:footerReference w:type="default" r:id="rId21"/>
+      <w:footerReference w:type="default" r:id="rId29"/>
       <w:pgSz w:w="11907" w:h="16840" w:code="9"/>
       <w:pgMar w:top="1418" w:right="1134" w:bottom="1418" w:left="1701" w:header="567" w:footer="567" w:gutter="0"/>
       <w:pgNumType w:start="0"/>
@@ -2987,17 +3534,17 @@
   <w:abstractNum w:abstractNumId="2" w15:restartNumberingAfterBreak="0">
     <w:nsid w:val="11EE7E11"/>
     <w:multiLevelType w:val="hybridMultilevel"/>
-    <w:tmpl w:val="5B983B78"/>
-    <w:lvl w:ilvl="0" w:tplc="040C0009">
-      <w:start w:val="1"/>
-      <w:numFmt w:val="bullet"/>
-      <w:lvlText w:val=""/>
+    <w:tmpl w:val="B7E0ADBE"/>
+    <w:lvl w:ilvl="0" w:tplc="040C0001">
+      <w:start w:val="1"/>
+      <w:numFmt w:val="bullet"/>
+      <w:lvlText w:val=""/>
       <w:lvlJc w:val="left"/>
       <w:pPr>
         <w:ind w:left="720" w:hanging="360"/>
       </w:pPr>
       <w:rPr>
-        <w:rFonts w:ascii="Wingdings" w:hAnsi="Wingdings" w:hint="default"/>
+        <w:rFonts w:ascii="Symbol" w:hAnsi="Symbol" w:hint="default"/>
       </w:rPr>
     </w:lvl>
     <w:lvl w:ilvl="1" w:tplc="FFFFFFFF" w:tentative="1">
@@ -3552,7 +4099,7 @@
   <w:abstractNum w:abstractNumId="7" w15:restartNumberingAfterBreak="0">
     <w:nsid w:val="5C4E5549"/>
     <w:multiLevelType w:val="multilevel"/>
-    <w:tmpl w:val="FFFFFFFF"/>
+    <w:tmpl w:val="48EC1C6A"/>
     <w:lvl w:ilvl="0">
       <w:start w:val="1"/>
       <w:numFmt w:val="decimal"/>
@@ -3575,9 +4122,6 @@
       <w:pPr>
         <w:ind w:left="576" w:hanging="576"/>
       </w:pPr>
-      <w:rPr>
-        <w:rFonts w:cs="Times New Roman"/>
-      </w:rPr>
     </w:lvl>
     <w:lvl w:ilvl="2">
       <w:start w:val="1"/>
@@ -3672,6 +4216,119 @@
     </w:lvl>
   </w:abstractNum>
   <w:abstractNum w:abstractNumId="8" w15:restartNumberingAfterBreak="0">
+    <w:nsid w:val="751322C4"/>
+    <w:multiLevelType w:val="hybridMultilevel"/>
+    <w:tmpl w:val="8146D660"/>
+    <w:lvl w:ilvl="0" w:tplc="040C0003">
+      <w:start w:val="1"/>
+      <w:numFmt w:val="bullet"/>
+      <w:lvlText w:val="o"/>
+      <w:lvlJc w:val="left"/>
+      <w:pPr>
+        <w:ind w:left="1440" w:hanging="360"/>
+      </w:pPr>
+      <w:rPr>
+        <w:rFonts w:ascii="Courier New" w:hAnsi="Courier New" w:cs="Courier New" w:hint="default"/>
+      </w:rPr>
+    </w:lvl>
+    <w:lvl w:ilvl="1" w:tplc="040C0003" w:tentative="1">
+      <w:start w:val="1"/>
+      <w:numFmt w:val="bullet"/>
+      <w:lvlText w:val="o"/>
+      <w:lvlJc w:val="left"/>
+      <w:pPr>
+        <w:ind w:left="2160" w:hanging="360"/>
+      </w:pPr>
+      <w:rPr>
+        <w:rFonts w:ascii="Courier New" w:hAnsi="Courier New" w:cs="Courier New" w:hint="default"/>
+      </w:rPr>
+    </w:lvl>
+    <w:lvl w:ilvl="2" w:tplc="040C0005" w:tentative="1">
+      <w:start w:val="1"/>
+      <w:numFmt w:val="bullet"/>
+      <w:lvlText w:val=""/>
+      <w:lvlJc w:val="left"/>
+      <w:pPr>
+        <w:ind w:left="2880" w:hanging="360"/>
+      </w:pPr>
+      <w:rPr>
+        <w:rFonts w:ascii="Wingdings" w:hAnsi="Wingdings" w:hint="default"/>
+      </w:rPr>
+    </w:lvl>
+    <w:lvl w:ilvl="3" w:tplc="040C0001" w:tentative="1">
+      <w:start w:val="1"/>
+      <w:numFmt w:val="bullet"/>
+      <w:lvlText w:val=""/>
+      <w:lvlJc w:val="left"/>
+      <w:pPr>
+        <w:ind w:left="3600" w:hanging="360"/>
+      </w:pPr>
+      <w:rPr>
+        <w:rFonts w:ascii="Symbol" w:hAnsi="Symbol" w:hint="default"/>
+      </w:rPr>
+    </w:lvl>
+    <w:lvl w:ilvl="4" w:tplc="040C0003" w:tentative="1">
+      <w:start w:val="1"/>
+      <w:numFmt w:val="bullet"/>
+      <w:lvlText w:val="o"/>
+      <w:lvlJc w:val="left"/>
+      <w:pPr>
+        <w:ind w:left="4320" w:hanging="360"/>
+      </w:pPr>
+      <w:rPr>
+        <w:rFonts w:ascii="Courier New" w:hAnsi="Courier New" w:cs="Courier New" w:hint="default"/>
+      </w:rPr>
+    </w:lvl>
+    <w:lvl w:ilvl="5" w:tplc="040C0005" w:tentative="1">
+      <w:start w:val="1"/>
+      <w:numFmt w:val="bullet"/>
+      <w:lvlText w:val=""/>
+      <w:lvlJc w:val="left"/>
+      <w:pPr>
+        <w:ind w:left="5040" w:hanging="360"/>
+      </w:pPr>
+      <w:rPr>
+        <w:rFonts w:ascii="Wingdings" w:hAnsi="Wingdings" w:hint="default"/>
+      </w:rPr>
+    </w:lvl>
+    <w:lvl w:ilvl="6" w:tplc="040C0001" w:tentative="1">
+      <w:start w:val="1"/>
+      <w:numFmt w:val="bullet"/>
+      <w:lvlText w:val=""/>
+      <w:lvlJc w:val="left"/>
+      <w:pPr>
+        <w:ind w:left="5760" w:hanging="360"/>
+      </w:pPr>
+      <w:rPr>
+        <w:rFonts w:ascii="Symbol" w:hAnsi="Symbol" w:hint="default"/>
+      </w:rPr>
+    </w:lvl>
+    <w:lvl w:ilvl="7" w:tplc="040C0003" w:tentative="1">
+      <w:start w:val="1"/>
+      <w:numFmt w:val="bullet"/>
+      <w:lvlText w:val="o"/>
+      <w:lvlJc w:val="left"/>
+      <w:pPr>
+        <w:ind w:left="6480" w:hanging="360"/>
+      </w:pPr>
+      <w:rPr>
+        <w:rFonts w:ascii="Courier New" w:hAnsi="Courier New" w:cs="Courier New" w:hint="default"/>
+      </w:rPr>
+    </w:lvl>
+    <w:lvl w:ilvl="8" w:tplc="040C0005" w:tentative="1">
+      <w:start w:val="1"/>
+      <w:numFmt w:val="bullet"/>
+      <w:lvlText w:val=""/>
+      <w:lvlJc w:val="left"/>
+      <w:pPr>
+        <w:ind w:left="7200" w:hanging="360"/>
+      </w:pPr>
+      <w:rPr>
+        <w:rFonts w:ascii="Wingdings" w:hAnsi="Wingdings" w:hint="default"/>
+      </w:rPr>
+    </w:lvl>
+  </w:abstractNum>
+  <w:abstractNum w:abstractNumId="9" w15:restartNumberingAfterBreak="0">
     <w:nsid w:val="7694531C"/>
     <w:multiLevelType w:val="hybridMultilevel"/>
     <w:tmpl w:val="FFFFFFFF"/>
@@ -3784,7 +4441,7 @@
       </w:rPr>
     </w:lvl>
   </w:abstractNum>
-  <w:abstractNum w:abstractNumId="9" w15:restartNumberingAfterBreak="0">
+  <w:abstractNum w:abstractNumId="10" w15:restartNumberingAfterBreak="0">
     <w:nsid w:val="773457BF"/>
     <w:multiLevelType w:val="hybridMultilevel"/>
     <w:tmpl w:val="FFFFFFFF"/>
@@ -3901,7 +4558,7 @@
     <w:abstractNumId w:val="4"/>
   </w:num>
   <w:num w:numId="2" w16cid:durableId="958225731">
-    <w:abstractNumId w:val="9"/>
+    <w:abstractNumId w:val="10"/>
   </w:num>
   <w:num w:numId="3" w16cid:durableId="1530332932">
     <w:abstractNumId w:val="5"/>
@@ -3946,7 +4603,7 @@
     </w:lvlOverride>
   </w:num>
   <w:num w:numId="8" w16cid:durableId="1431320301">
-    <w:abstractNumId w:val="8"/>
+    <w:abstractNumId w:val="9"/>
   </w:num>
   <w:num w:numId="9" w16cid:durableId="539519098">
     <w:abstractNumId w:val="3"/>
@@ -3956,6 +4613,9 @@
   </w:num>
   <w:num w:numId="11" w16cid:durableId="828059321">
     <w:abstractNumId w:val="2"/>
+  </w:num>
+  <w:num w:numId="12" w16cid:durableId="1318414462">
+    <w:abstractNumId w:val="8"/>
   </w:num>
 </w:numbering>
 </file>
@@ -4352,7 +5012,7 @@
   <w:style w:type="paragraph" w:default="1" w:styleId="Normal">
     <w:name w:val="Normal"/>
     <w:qFormat/>
-    <w:rsid w:val="006134D1"/>
+    <w:rsid w:val="005815CD"/>
     <w:pPr>
       <w:spacing w:after="160" w:line="360" w:lineRule="auto"/>
       <w:jc w:val="both"/>
@@ -4595,7 +5255,6 @@
   <w:style w:type="character" w:default="1" w:styleId="DefaultParagraphFont">
     <w:name w:val="Default Paragraph Font"/>
     <w:uiPriority w:val="1"/>
-    <w:semiHidden/>
     <w:unhideWhenUsed/>
   </w:style>
   <w:style w:type="table" w:default="1" w:styleId="TableNormal">

--- a/Rapport-Presentation/Rapport-PFE-1.docx
+++ b/Rapport-Presentation/Rapport-PFE-1.docx
@@ -16,7 +16,7 @@
           <w:noProof/>
         </w:rPr>
         <w:pict w14:anchorId="0AF0A09B">
-          <v:group id="Group 1" o:spid="_x0000_s1026" style="position:absolute;left:0;text-align:left;margin-left:.7pt;margin-top:-.05pt;width:196.45pt;height:841.35pt;z-index:-24;mso-width-percent:330;mso-position-horizontal-relative:page;mso-position-vertical-relative:page;mso-width-percent:330" coordsize="21945,91257" o:gfxdata="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">
+          <v:group id="Group 1" o:spid="_x0000_s1026" style="position:absolute;left:0;text-align:left;margin-left:.7pt;margin-top:-.05pt;width:196.45pt;height:841.35pt;z-index:-12;mso-width-percent:330;mso-position-horizontal-relative:page;mso-position-vertical-relative:page;mso-width-percent:330" coordsize="21945,91257" o:gfxdata="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">
             <v:rect id="Rectangle 3" o:spid="_x0000_s1027" style="position:absolute;width:1945;height:91257;visibility:visible;v-text-anchor:middle" o:gfxdata="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" fillcolor="#44546a" stroked="f" strokeweight="1pt"/>
             <v:shapetype id="_x0000_t15" coordsize="21600,21600" o:spt="15" adj="16200" path="m@0,l,,,21600@0,21600,21600,10800xe">
               <v:stroke joinstyle="miter"/>
@@ -174,7 +174,7 @@
             <v:stroke joinstyle="miter"/>
             <v:path gradientshapeok="t" o:connecttype="rect"/>
           </v:shapetype>
-          <v:shape id="Text Box 2" o:spid="_x0000_s1055" type="#_x0000_t202" style="position:absolute;left:0;text-align:left;margin-left:178.15pt;margin-top:784.6pt;width:267.9pt;height:32.15pt;z-index:3;visibility:visible;mso-width-percent:450;mso-position-horizontal-relative:page;mso-position-vertical-relative:page;mso-width-percent:450;mso-height-relative:margin;v-text-anchor:bottom" o:gfxdata="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" filled="f" stroked="f" strokeweight=".5pt">
+          <v:shape id="Text Box 2" o:spid="_x0000_s1055" type="#_x0000_t202" style="position:absolute;left:0;text-align:left;margin-left:178.15pt;margin-top:784.6pt;width:267.9pt;height:32.15pt;z-index:2;visibility:visible;mso-width-percent:450;mso-position-horizontal-relative:page;mso-position-vertical-relative:page;mso-width-percent:450;mso-height-relative:margin;v-text-anchor:bottom" o:gfxdata="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" filled="f" stroked="f" strokeweight=".5pt">
             <v:textbox style="mso-fit-shape-to-text:t" inset="0,0,0,0">
               <w:txbxContent>
                 <w:p>
@@ -205,7 +205,7 @@
           <w:lang w:val="en-US" w:eastAsia="en-US"/>
         </w:rPr>
         <w:pict w14:anchorId="67D2DC71">
-          <v:shape id="_x0000_s1056" type="#_x0000_t202" style="position:absolute;left:0;text-align:left;margin-left:246.6pt;margin-top:321.95pt;width:183.65pt;height:88.3pt;z-index:6" filled="f">
+          <v:shape id="_x0000_s1056" type="#_x0000_t202" style="position:absolute;left:0;text-align:left;margin-left:246.6pt;margin-top:321.95pt;width:183.65pt;height:88.3pt;z-index:5" filled="f">
             <v:stroke opacity="0"/>
             <v:textbox>
               <w:txbxContent>
@@ -250,7 +250,7 @@
           <w:lang w:val="en-US" w:eastAsia="en-US"/>
         </w:rPr>
         <w:pict w14:anchorId="1F5FCA8C">
-          <v:shape id="_x0000_s1057" type="#_x0000_t202" style="position:absolute;left:0;text-align:left;margin-left:-36.8pt;margin-top:323.1pt;width:204pt;height:92.5pt;z-index:5" filled="f">
+          <v:shape id="_x0000_s1057" type="#_x0000_t202" style="position:absolute;left:0;text-align:left;margin-left:-36.8pt;margin-top:323.1pt;width:204pt;height:92.5pt;z-index:4" filled="f">
             <v:stroke opacity="0"/>
             <v:textbox>
               <w:txbxContent>
@@ -306,7 +306,7 @@
           <w:lang w:val="en-US" w:eastAsia="en-US"/>
         </w:rPr>
         <w:pict w14:anchorId="38EA1B20">
-          <v:shape id="_x0000_s1058" type="#_x0000_t202" style="position:absolute;left:0;text-align:left;margin-left:-22.7pt;margin-top:191.85pt;width:469.5pt;height:74.5pt;z-index:4" filled="f">
+          <v:shape id="_x0000_s1058" type="#_x0000_t202" style="position:absolute;left:0;text-align:left;margin-left:-22.7pt;margin-top:191.85pt;width:469.5pt;height:74.5pt;z-index:3" filled="f">
             <v:stroke opacity="0"/>
             <v:textbox style="mso-next-textbox:#_x0000_s1058">
               <w:txbxContent>
@@ -341,7 +341,7 @@
           <w:lang w:val="en-US" w:eastAsia="en-US"/>
         </w:rPr>
         <w:pict w14:anchorId="081F724B">
-          <v:shape id="Text Box 3" o:spid="_x0000_s1059" type="#_x0000_t202" style="position:absolute;left:0;text-align:left;margin-left:310.05pt;margin-top:123.95pt;width:213.95pt;height:65.85pt;z-index:2;visibility:visible;mso-position-horizontal-relative:page;mso-position-vertical-relative:page;mso-height-relative:margin" o:gfxdata="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" filled="f" stroked="f" strokeweight=".5pt">
+          <v:shape id="Text Box 3" o:spid="_x0000_s1059" type="#_x0000_t202" style="position:absolute;left:0;text-align:left;margin-left:310.05pt;margin-top:123.95pt;width:213.95pt;height:65.85pt;z-index:1;visibility:visible;mso-position-horizontal-relative:page;mso-position-vertical-relative:page;mso-height-relative:margin" o:gfxdata="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" filled="f" stroked="f" strokeweight=".5pt">
             <v:textbox style="mso-next-textbox:#Text Box 3;mso-fit-shape-to-text:t" inset="0,0,0,0">
               <w:txbxContent>
                 <w:p>
@@ -1764,7 +1764,7 @@
           <w:lang w:val="en-US" w:eastAsia="en-US"/>
         </w:rPr>
         <w:pict w14:anchorId="39706EA7">
-          <v:shape id="_x0000_s1060" type="#_x0000_t202" style="position:absolute;left:0;text-align:left;margin-left:-35pt;margin-top:250.3pt;width:495.3pt;height:127.35pt;z-index:7" filled="f">
+          <v:shape id="_x0000_s1060" type="#_x0000_t202" style="position:absolute;left:0;text-align:left;margin-left:-35pt;margin-top:250.3pt;width:495.3pt;height:127.35pt;z-index:6" filled="f">
             <v:stroke opacity="0"/>
             <v:textbox style="mso-next-textbox:#_x0000_s1060">
               <w:txbxContent>
@@ -1892,24 +1892,9 @@
       </w:pPr>
       <w:r>
         <w:rPr>
-          <w:b/>
-          <w:bCs/>
-        </w:rPr>
-        <w:t>Directeur</w:t>
-      </w:r>
-    </w:p>
-    <w:p>
-      <w:pPr>
-        <w:ind w:left="1440"/>
-        <w:rPr>
           <w:noProof/>
         </w:rPr>
-      </w:pPr>
-      <w:r>
-        <w:rPr>
-          <w:noProof/>
-        </w:rPr>
-        <w:pict w14:anchorId="4178C03D">
+        <w:pict w14:anchorId="28EC971E">
           <v:shapetype id="_x0000_t75" coordsize="21600,21600" o:spt="75" o:preferrelative="t" path="m@4@5l@4@11@9@11@9@5xe" filled="f" stroked="f">
             <v:stroke joinstyle="miter"/>
             <v:formulas>
@@ -1929,15 +1914,57 @@
             <v:path o:extrusionok="f" gradientshapeok="t" o:connecttype="rect"/>
             <o:lock v:ext="edit" aspectratio="t"/>
           </v:shapetype>
-          <v:shape id="_x0000_i1105" type="#_x0000_t75" style="width:367.2pt;height:460.2pt;visibility:visible;mso-wrap-style:square" o:bordertopcolor="black" o:borderleftcolor="black" o:borderbottomcolor="black" o:borderrightcolor="black">
-            <v:imagedata r:id="rId11" o:title=""/>
-            <w10:bordertop type="single" width="6"/>
-            <w10:borderleft type="single" width="6"/>
-            <w10:borderbottom type="single" width="6"/>
-            <w10:borderright type="single" width="6"/>
+          <v:shape id="_x0000_s1086" type="#_x0000_t75" style="position:absolute;left:0;text-align:left;margin-left:5.05pt;margin-top:20.55pt;width:392.9pt;height:551pt;z-index:-3;mso-position-horizontal-relative:text;mso-position-vertical-relative:text;mso-width-relative:page;mso-height-relative:page" wrapcoords="-52 -31 -52 21600 21652 21600 21652 -31 -52 -31" stroked="t" strokecolor="#bfbfbf">
+            <v:imagedata r:id="rId11" o:title="Director-Sequence Diagram"/>
+            <w10:wrap type="tight"/>
           </v:shape>
         </w:pict>
       </w:r>
+      <w:r>
+        <w:rPr>
+          <w:b/>
+          <w:bCs/>
+        </w:rPr>
+        <w:t>Directeur</w:t>
+      </w:r>
+    </w:p>
+    <w:p>
+      <w:pPr>
+        <w:ind w:left="1440"/>
+        <w:rPr>
+          <w:noProof/>
+        </w:rPr>
+      </w:pPr>
+    </w:p>
+    <w:p>
+      <w:pPr>
+        <w:ind w:left="1440"/>
+      </w:pPr>
+    </w:p>
+    <w:p>
+      <w:pPr>
+        <w:ind w:left="1440"/>
+      </w:pPr>
+    </w:p>
+    <w:p>
+      <w:pPr>
+        <w:ind w:left="1440"/>
+      </w:pPr>
+    </w:p>
+    <w:p>
+      <w:pPr>
+        <w:ind w:left="1440"/>
+      </w:pPr>
+    </w:p>
+    <w:p>
+      <w:pPr>
+        <w:ind w:left="1440"/>
+      </w:pPr>
+    </w:p>
+    <w:p>
+      <w:pPr>
+        <w:ind w:left="1440"/>
+      </w:pPr>
     </w:p>
     <w:p>
       <w:pPr>
@@ -1957,39 +1984,23 @@
       </w:pPr>
       <w:r>
         <w:rPr>
+          <w:noProof/>
+        </w:rPr>
+        <w:lastRenderedPageBreak/>
+        <w:pict w14:anchorId="0C685774">
+          <v:shape id="_x0000_s1087" type="#_x0000_t75" style="position:absolute;left:0;text-align:left;margin-left:-12.05pt;margin-top:28.85pt;width:448pt;height:682.25pt;z-index:26;mso-position-horizontal-relative:text;mso-position-vertical-relative:text;mso-width-relative:page;mso-height-relative:page" stroked="t" strokecolor="#bfbfbf">
+            <v:imagedata r:id="rId12" o:title="Professor-Sequence Diagram"/>
+            <w10:wrap type="square"/>
+          </v:shape>
+        </w:pict>
+      </w:r>
+      <w:r>
+        <w:rPr>
           <w:b/>
           <w:bCs/>
         </w:rPr>
-        <w:lastRenderedPageBreak/>
         <w:t>Professeur</w:t>
       </w:r>
-    </w:p>
-    <w:p>
-      <w:pPr>
-        <w:ind w:left="1440"/>
-        <w:rPr>
-          <w:noProof/>
-        </w:rPr>
-      </w:pPr>
-      <w:r>
-        <w:rPr>
-          <w:noProof/>
-        </w:rPr>
-        <w:pict w14:anchorId="4C3D4A9B">
-          <v:shape id="Picture 1" o:spid="_x0000_i1104" type="#_x0000_t75" style="width:367.8pt;height:601.2pt;visibility:visible;mso-wrap-style:square" o:bordertopcolor="black" o:borderleftcolor="black" o:borderbottomcolor="black" o:borderrightcolor="black">
-            <v:imagedata r:id="rId12" o:title=""/>
-            <w10:bordertop type="single" width="6"/>
-            <w10:borderleft type="single" width="6"/>
-            <w10:borderbottom type="single" width="6"/>
-            <w10:borderright type="single" width="6"/>
-          </v:shape>
-        </w:pict>
-      </w:r>
-    </w:p>
-    <w:p>
-      <w:pPr>
-        <w:ind w:left="1440"/>
-      </w:pPr>
     </w:p>
     <w:p>
       <w:pPr>
@@ -2015,7 +2026,6 @@
     <w:p>
       <w:pPr>
         <w:pStyle w:val="ListParagraph"/>
-        <w:ind w:left="1440"/>
         <w:rPr>
           <w:b/>
           <w:bCs/>
@@ -2023,17 +2033,12 @@
       </w:pPr>
       <w:r>
         <w:rPr>
-          <w:b/>
-          <w:bCs/>
           <w:noProof/>
         </w:rPr>
-        <w:pict w14:anchorId="355C54F3">
-          <v:shape id="Picture 2" o:spid="_x0000_i1103" type="#_x0000_t75" style="width:356.4pt;height:624.6pt;visibility:visible;mso-wrap-style:square" o:bordertopcolor="black" o:borderleftcolor="black" o:borderbottomcolor="black" o:borderrightcolor="black">
-            <v:imagedata r:id="rId13" o:title=""/>
-            <w10:bordertop type="single" width="6"/>
-            <w10:borderleft type="single" width="6"/>
-            <w10:borderbottom type="single" width="6"/>
-            <w10:borderright type="single" width="6"/>
+        <w:pict w14:anchorId="590E7543">
+          <v:shape id="_x0000_s1088" type="#_x0000_t75" style="position:absolute;left:0;text-align:left;margin-left:35.95pt;margin-top:.15pt;width:367pt;height:675.4pt;z-index:27;mso-position-horizontal:absolute;mso-position-horizontal-relative:text;mso-position-vertical:absolute;mso-position-vertical-relative:text;mso-width-relative:page;mso-height-relative:page" stroked="t" strokecolor="#bfbfbf">
+            <v:imagedata r:id="rId13" o:title="Student-Sequence Diagram"/>
+            <w10:wrap type="square"/>
           </v:shape>
         </w:pict>
       </w:r>
@@ -2077,7 +2082,7 @@
           <w:lang w:val="en-US" w:eastAsia="en-US"/>
         </w:rPr>
         <w:pict w14:anchorId="2951DA7B">
-          <v:shape id="_x0000_s1061" type="#_x0000_t202" style="position:absolute;margin-left:-23pt;margin-top:277.9pt;width:495.3pt;height:127.35pt;z-index:8" filled="f">
+          <v:shape id="_x0000_s1061" type="#_x0000_t202" style="position:absolute;margin-left:-23pt;margin-top:277.9pt;width:495.3pt;height:127.35pt;z-index:7" filled="f">
             <v:stroke opacity="0"/>
             <v:textbox style="mso-next-textbox:#_x0000_s1061">
               <w:txbxContent>
@@ -2216,7 +2221,7 @@
           <w:lang w:val="en-US" w:eastAsia="en-US"/>
         </w:rPr>
         <w:pict w14:anchorId="4437640B">
-          <v:shape id="Picture 15" o:spid="_x0000_s1062" type="#_x0000_t75" style="position:absolute;left:0;text-align:left;margin-left:361.8pt;margin-top:12.3pt;width:136.75pt;height:136.75pt;z-index:10;visibility:visible;mso-width-relative:margin;mso-height-relative:margin" stroked="t" strokecolor="#f2f2f2">
+          <v:shape id="Picture 15" o:spid="_x0000_s1062" type="#_x0000_t75" style="position:absolute;left:0;text-align:left;margin-left:361.8pt;margin-top:12.3pt;width:136.75pt;height:136.75pt;z-index:9;visibility:visible;mso-width-relative:margin;mso-height-relative:margin" stroked="t" strokecolor="#f2f2f2">
             <v:imagedata r:id="rId14" o:title=""/>
             <w10:wrap type="square"/>
           </v:shape>
@@ -2275,7 +2280,7 @@
           <w:lang w:val="en-US" w:eastAsia="en-US"/>
         </w:rPr>
         <w:pict w14:anchorId="1C05DF27">
-          <v:shape id="Picture 16" o:spid="_x0000_s1063" type="#_x0000_t75" style="position:absolute;left:0;text-align:left;margin-left:363.9pt;margin-top:13.55pt;width:134.95pt;height:126.75pt;z-index:-14;visibility:visible;mso-width-relative:margin;mso-height-relative:margin" stroked="t" strokecolor="#f2f2f2">
+          <v:shape id="Picture 16" o:spid="_x0000_s1063" type="#_x0000_t75" style="position:absolute;left:0;text-align:left;margin-left:363.9pt;margin-top:13.55pt;width:134.95pt;height:126.75pt;z-index:-11;visibility:visible;mso-width-relative:margin;mso-height-relative:margin" stroked="t" strokecolor="#f2f2f2">
             <v:imagedata r:id="rId15" o:title=""/>
             <w10:wrap type="square"/>
           </v:shape>
@@ -2321,7 +2326,7 @@
           <w:lang w:val="en-US" w:eastAsia="en-US"/>
         </w:rPr>
         <w:pict w14:anchorId="284E96E3">
-          <v:shape id="Picture 17" o:spid="_x0000_s1064" type="#_x0000_t75" style="position:absolute;left:0;text-align:left;margin-left:369.25pt;margin-top:13.6pt;width:129.55pt;height:131.05pt;z-index:12;visibility:visible;mso-width-relative:margin;mso-height-relative:margin" stroked="t" strokecolor="#f2f2f2">
+          <v:shape id="Picture 17" o:spid="_x0000_s1064" type="#_x0000_t75" style="position:absolute;left:0;text-align:left;margin-left:369.25pt;margin-top:13.6pt;width:129.55pt;height:131.05pt;z-index:10;visibility:visible;mso-width-relative:margin;mso-height-relative:margin" stroked="t" strokecolor="#f2f2f2">
             <v:imagedata r:id="rId16" o:title=""/>
             <w10:wrap type="square"/>
           </v:shape>
@@ -2408,7 +2413,7 @@
           <w:lang w:val="en-US" w:eastAsia="en-US"/>
         </w:rPr>
         <w:pict w14:anchorId="69FF5363">
-          <v:shape id="Picture 18" o:spid="_x0000_s1065" type="#_x0000_t75" style="position:absolute;left:0;text-align:left;margin-left:362.7pt;margin-top:5.4pt;width:129.55pt;height:128.7pt;z-index:13;visibility:visible;mso-width-relative:margin;mso-height-relative:margin" stroked="t" strokecolor="#f2f2f2">
+          <v:shape id="Picture 18" o:spid="_x0000_s1065" type="#_x0000_t75" style="position:absolute;left:0;text-align:left;margin-left:362.7pt;margin-top:5.4pt;width:129.55pt;height:128.7pt;z-index:11;visibility:visible;mso-width-relative:margin;mso-height-relative:margin" stroked="t" strokecolor="#f2f2f2">
             <v:imagedata r:id="rId17" o:title=""/>
             <w10:wrap type="square"/>
           </v:shape>
@@ -2442,7 +2447,7 @@
           <w:lang w:val="en-US" w:eastAsia="en-US"/>
         </w:rPr>
         <w:pict w14:anchorId="032EDD67">
-          <v:shape id="Picture 19" o:spid="_x0000_s1066" type="#_x0000_t75" style="position:absolute;left:0;text-align:left;margin-left:366.35pt;margin-top:12.6pt;width:119.9pt;height:120.85pt;z-index:14;visibility:visible;mso-width-relative:margin;mso-height-relative:margin" stroked="t" strokecolor="#f2f2f2">
+          <v:shape id="Picture 19" o:spid="_x0000_s1066" type="#_x0000_t75" style="position:absolute;left:0;text-align:left;margin-left:366.35pt;margin-top:12.6pt;width:119.9pt;height:120.85pt;z-index:12;visibility:visible;mso-width-relative:margin;mso-height-relative:margin" stroked="t" strokecolor="#f2f2f2">
             <v:imagedata r:id="rId18" o:title=""/>
             <w10:wrap type="square"/>
           </v:shape>
@@ -2499,7 +2504,7 @@
           <w:lang w:val="en-US" w:eastAsia="en-US"/>
         </w:rPr>
         <w:pict w14:anchorId="37F06321">
-          <v:shape id="Picture 20" o:spid="_x0000_s1067" type="#_x0000_t75" style="position:absolute;left:0;text-align:left;margin-left:389.65pt;margin-top:13.8pt;width:104.25pt;height:102.3pt;z-index:15;visibility:visible;mso-width-relative:margin;mso-height-relative:margin" stroked="t" strokecolor="#f2f2f2">
+          <v:shape id="Picture 20" o:spid="_x0000_s1067" type="#_x0000_t75" style="position:absolute;left:0;text-align:left;margin-left:389.65pt;margin-top:13.8pt;width:104.25pt;height:102.3pt;z-index:13;visibility:visible;mso-width-relative:margin;mso-height-relative:margin" stroked="t" strokecolor="#f2f2f2">
             <v:imagedata r:id="rId19" o:title=""/>
             <w10:wrap type="square"/>
           </v:shape>
@@ -2548,7 +2553,7 @@
           <w:lang w:val="en-US" w:eastAsia="en-US"/>
         </w:rPr>
         <w:pict w14:anchorId="1C17B100">
-          <v:shape id="Picture 21" o:spid="_x0000_s1068" type="#_x0000_t75" style="position:absolute;left:0;text-align:left;margin-left:389.65pt;margin-top:30.75pt;width:103.7pt;height:104.5pt;z-index:16;visibility:visible;mso-width-relative:margin;mso-height-relative:margin" stroked="t" strokecolor="#f2f2f2">
+          <v:shape id="Picture 21" o:spid="_x0000_s1068" type="#_x0000_t75" style="position:absolute;left:0;text-align:left;margin-left:389.65pt;margin-top:30.75pt;width:103.7pt;height:104.5pt;z-index:14;visibility:visible;mso-width-relative:margin;mso-height-relative:margin" stroked="t" strokecolor="#f2f2f2">
             <v:imagedata r:id="rId20" o:title=""/>
             <w10:wrap type="square"/>
           </v:shape>
@@ -2625,7 +2630,7 @@
         </w:rPr>
         <w:lastRenderedPageBreak/>
         <w:pict w14:anchorId="53EE0678">
-          <v:shape id="_x0000_s1069" type="#_x0000_t202" style="position:absolute;margin-left:-11pt;margin-top:318.6pt;width:495.3pt;height:127.35pt;z-index:9" filled="f">
+          <v:shape id="_x0000_s1069" type="#_x0000_t202" style="position:absolute;margin-left:-11pt;margin-top:318.6pt;width:495.3pt;height:127.35pt;z-index:8" filled="f">
             <v:stroke opacity="0"/>
             <v:textbox>
               <w:txbxContent>
@@ -2672,10 +2677,7 @@
     </w:p>
     <w:p>
       <w:r>
-        <w:t>Dans</w:t>
-      </w:r>
-      <w:r>
-        <w:t xml:space="preserve"> ce chapitre dédié à la présentation de notre projet de plateforme d'apprentissage en ligne. Structurée autour de trois sections clés - le directeur, le professeur et l'étudiant - notre plateforme offre une expérience personnalisée et adaptée à chaque acteur de l'éducation. Dans les sections à venir, nous explorerons en détail les fonctionnalités uniques de chaque segment, démontrant ainsi la polyvalence et l'efficacité de notre solution.</w:t>
+        <w:t>Dans ce chapitre dédié à la présentation de notre projet de plateforme d'apprentissage en ligne. Structurée autour de trois sections clés - le directeur, le professeur et l'étudiant - notre plateforme offre une expérience personnalisée et adaptée à chaque acteur de l'éducation. Dans les sections à venir, nous explorerons en détail les fonctionnalités uniques de chaque segment, démontrant ainsi la polyvalence et l'efficacité de notre solution.</w:t>
       </w:r>
     </w:p>
     <w:p>
@@ -2717,21 +2719,18 @@
         <w:t xml:space="preserve"> pour les utilisateurs afin d'accéder à la plateforme. Elle présente une interface propre et conviviale conçue pour rationaliser le processus d'authentification.</w:t>
       </w:r>
       <w:r>
+        <w:t xml:space="preserve"> De plus, </w:t>
+      </w:r>
+      <w:r>
+        <w:t>ce page</w:t>
+      </w:r>
+      <w:r>
+        <w:t xml:space="preserve"> inclut un lien "Mot de passe oublié"</w:t>
+      </w:r>
+      <w:r>
         <w:t xml:space="preserve"> </w:t>
       </w:r>
       <w:r>
-        <w:t xml:space="preserve">De plus, </w:t>
-      </w:r>
-      <w:r>
-        <w:t>ce page</w:t>
-      </w:r>
-      <w:r>
-        <w:t xml:space="preserve"> inclut un lien "Mot de passe oublié"</w:t>
-      </w:r>
-      <w:r>
-        <w:t xml:space="preserve"> </w:t>
-      </w:r>
-      <w:r>
         <w:t>offr</w:t>
       </w:r>
       <w:r>
@@ -2750,7 +2749,7 @@
           <w:noProof/>
         </w:rPr>
         <w:pict w14:anchorId="4069BBE8">
-          <v:shape id="Picture 1" o:spid="_x0000_s1072" type="#_x0000_t75" style="position:absolute;left:0;text-align:left;margin-left:43.5pt;margin-top:282.4pt;width:340.65pt;height:344.75pt;z-index:17;visibility:visible;mso-wrap-style:square;mso-position-horizontal-relative:margin;mso-position-vertical-relative:margin" stroked="t" strokecolor="#bfbfbf">
+          <v:shape id="Picture 1" o:spid="_x0000_s1072" type="#_x0000_t75" style="position:absolute;left:0;text-align:left;margin-left:43.5pt;margin-top:282.4pt;width:340.65pt;height:344.75pt;z-index:15;visibility:visible;mso-wrap-style:square;mso-position-horizontal-relative:margin;mso-position-vertical-relative:margin" stroked="t" strokecolor="#bfbfbf">
             <v:imagedata r:id="rId21" o:title=""/>
             <w10:wrap type="square" anchorx="margin" anchory="margin"/>
           </v:shape>
@@ -2862,7 +2861,7 @@
           <w:noProof/>
         </w:rPr>
         <w:pict w14:anchorId="2E182389">
-          <v:shape id="_x0000_s1073" type="#_x0000_t75" style="position:absolute;left:0;text-align:left;margin-left:-14.45pt;margin-top:28.3pt;width:472.7pt;height:232.4pt;z-index:-7;visibility:visible;mso-wrap-style:square;mso-position-horizontal-relative:text;mso-position-vertical-relative:text;mso-width-relative:page;mso-height-relative:page" wrapcoords="-36 -77 -36 21600 21636 21600 21636 -77 -36 -77" stroked="t" strokecolor="#bfbfbf">
+          <v:shape id="_x0000_s1073" type="#_x0000_t75" style="position:absolute;left:0;text-align:left;margin-left:-14.45pt;margin-top:28.3pt;width:472.7pt;height:232.4pt;z-index:-10;visibility:visible;mso-wrap-style:square;mso-position-horizontal-relative:text;mso-position-vertical-relative:text;mso-width-relative:page;mso-height-relative:page" wrapcoords="-36 -77 -36 21600 21636 21600 21636 -77 -36 -77" stroked="t" strokecolor="#bfbfbf">
             <v:imagedata r:id="rId22" o:title=""/>
             <w10:wrap type="tight"/>
           </v:shape>
@@ -2902,7 +2901,7 @@
           <w:noProof/>
         </w:rPr>
         <w:pict w14:anchorId="7D494BCB">
-          <v:shape id="_x0000_s1075" type="#_x0000_t75" style="position:absolute;left:0;text-align:left;margin-left:-19.05pt;margin-top:28.25pt;width:472.8pt;height:234.05pt;z-index:-6;visibility:visible;mso-wrap-style:square;mso-position-horizontal-relative:text;mso-position-vertical-relative:text;mso-width-relative:page;mso-height-relative:page" wrapcoords="-36 -77 -36 21600 21636 21600 21636 -77 -36 -77" stroked="t" strokecolor="#bfbfbf">
+          <v:shape id="_x0000_s1075" type="#_x0000_t75" style="position:absolute;left:0;text-align:left;margin-left:-19.05pt;margin-top:28.25pt;width:472.8pt;height:234.05pt;z-index:-9;visibility:visible;mso-wrap-style:square;mso-position-horizontal-relative:text;mso-position-vertical-relative:text;mso-width-relative:page;mso-height-relative:page" wrapcoords="-36 -77 -36 21600 21636 21600 21636 -77 -36 -77" stroked="t" strokecolor="#bfbfbf">
             <v:imagedata r:id="rId23" o:title=""/>
             <w10:wrap type="tight"/>
           </v:shape>
@@ -2910,10 +2909,7 @@
       </w:r>
       <w:proofErr w:type="gramStart"/>
       <w:r>
-        <w:t>d</w:t>
-      </w:r>
-      <w:r>
-        <w:t>escription</w:t>
+        <w:t>description</w:t>
       </w:r>
       <w:proofErr w:type="gramEnd"/>
       <w:r>
@@ -2935,7 +2931,7 @@
         </w:rPr>
         <w:lastRenderedPageBreak/>
         <w:pict w14:anchorId="4F566192">
-          <v:shape id="_x0000_s1076" type="#_x0000_t75" style="position:absolute;left:0;text-align:left;margin-left:-17.7pt;margin-top:-12.6pt;width:472.8pt;height:268.3pt;z-index:-5;visibility:visible;mso-wrap-style:square;mso-position-horizontal-relative:text;mso-position-vertical-relative:text;mso-width-relative:page;mso-height-relative:page" wrapcoords="-34 -60 -34 21600 21634 21600 21634 -60 -34 -60" stroked="t" strokecolor="#bfbfbf">
+          <v:shape id="_x0000_s1076" type="#_x0000_t75" style="position:absolute;left:0;text-align:left;margin-left:-17.7pt;margin-top:-12.6pt;width:472.8pt;height:268.3pt;z-index:-8;visibility:visible;mso-wrap-style:square;mso-position-horizontal-relative:text;mso-position-vertical-relative:text;mso-width-relative:page;mso-height-relative:page" wrapcoords="-34 -60 -34 21600 21634 21600 21634 -60 -34 -60" stroked="t" strokecolor="#bfbfbf">
             <v:imagedata r:id="rId24" o:title=""/>
             <w10:wrap type="tight"/>
           </v:shape>
@@ -2959,10 +2955,7 @@
       </w:pPr>
       <w:proofErr w:type="gramStart"/>
       <w:r>
-        <w:t>d</w:t>
-      </w:r>
-      <w:r>
-        <w:t>escription</w:t>
+        <w:t>description</w:t>
       </w:r>
       <w:proofErr w:type="gramEnd"/>
       <w:r>
@@ -2988,7 +2981,7 @@
           <w:noProof/>
         </w:rPr>
         <w:pict w14:anchorId="30F6A216">
-          <v:shape id="_x0000_s1077" type="#_x0000_t75" style="position:absolute;left:0;text-align:left;margin-left:-17.7pt;margin-top:35.8pt;width:480.6pt;height:232.45pt;z-index:-4;visibility:visible;mso-wrap-style:square;mso-position-horizontal-relative:text;mso-position-vertical-relative:text;mso-width-relative:page;mso-height-relative:page" wrapcoords="-36 -77 -36 21600 21636 21600 21636 -77 -36 -77" stroked="t" strokecolor="#bfbfbf">
+          <v:shape id="_x0000_s1077" type="#_x0000_t75" style="position:absolute;left:0;text-align:left;margin-left:-17.7pt;margin-top:35.8pt;width:480.6pt;height:232.45pt;z-index:-7;visibility:visible;mso-wrap-style:square;mso-position-horizontal-relative:text;mso-position-vertical-relative:text;mso-width-relative:page;mso-height-relative:page" wrapcoords="-36 -77 -36 21600 21636 21600 21636 -77 -36 -77" stroked="t" strokecolor="#bfbfbf">
             <v:imagedata r:id="rId25" o:title=""/>
             <w10:wrap type="tight"/>
           </v:shape>
@@ -3013,10 +3006,7 @@
       </w:pPr>
       <w:proofErr w:type="gramStart"/>
       <w:r>
-        <w:t>d</w:t>
-      </w:r>
-      <w:r>
-        <w:t>escription</w:t>
+        <w:t>description</w:t>
       </w:r>
       <w:proofErr w:type="gramEnd"/>
       <w:r>
@@ -3037,7 +3027,7 @@
           <w:noProof/>
         </w:rPr>
         <w:pict w14:anchorId="362FBD86">
-          <v:shape id="_x0000_s1078" type="#_x0000_t75" style="position:absolute;left:0;text-align:left;margin-left:-20.25pt;margin-top:18.05pt;width:472.8pt;height:218.25pt;z-index:-3;visibility:visible;mso-wrap-style:square;mso-position-horizontal-relative:text;mso-position-vertical-relative:text;mso-width-relative:page;mso-height-relative:page" wrapcoords="-34 -74 -34 21600 21634 21600 21634 -74 -34 -74" stroked="t" strokecolor="#bfbfbf">
+          <v:shape id="_x0000_s1078" type="#_x0000_t75" style="position:absolute;left:0;text-align:left;margin-left:-20.25pt;margin-top:18.05pt;width:472.8pt;height:218.25pt;z-index:-6;visibility:visible;mso-wrap-style:square;mso-position-horizontal-relative:text;mso-position-vertical-relative:text;mso-width-relative:page;mso-height-relative:page" wrapcoords="-34 -74 -34 21600 21634 21600 21634 -74 -34 -74" stroked="t" strokecolor="#bfbfbf">
             <v:imagedata r:id="rId26" o:title=""/>
             <w10:wrap type="tight"/>
           </v:shape>
@@ -3061,10 +3051,7 @@
       </w:pPr>
       <w:proofErr w:type="gramStart"/>
       <w:r>
-        <w:t>d</w:t>
-      </w:r>
-      <w:r>
-        <w:t>escription</w:t>
+        <w:t>description</w:t>
       </w:r>
       <w:proofErr w:type="gramEnd"/>
       <w:r>
@@ -3080,7 +3067,7 @@
           <w:noProof/>
         </w:rPr>
         <w:pict w14:anchorId="003195A2">
-          <v:shape id="_x0000_s1079" type="#_x0000_t75" style="position:absolute;left:0;text-align:left;margin-left:-20.25pt;margin-top:39pt;width:478.6pt;height:232.45pt;z-index:-2;visibility:visible;mso-wrap-style:square;mso-position-horizontal-relative:text;mso-position-vertical-relative:text;mso-width-relative:page;mso-height-relative:page" wrapcoords="-36 -77 -36 21600 21636 21600 21636 -77 -36 -77" stroked="t" strokecolor="#bfbfbf">
+          <v:shape id="_x0000_s1079" type="#_x0000_t75" style="position:absolute;left:0;text-align:left;margin-left:-20.25pt;margin-top:39pt;width:478.6pt;height:232.45pt;z-index:-5;visibility:visible;mso-wrap-style:square;mso-position-horizontal-relative:text;mso-position-vertical-relative:text;mso-width-relative:page;mso-height-relative:page" wrapcoords="-36 -77 -36 21600 21636 21600 21636 -77 -36 -77" stroked="t" strokecolor="#bfbfbf">
             <v:imagedata r:id="rId27" o:title=""/>
             <w10:wrap type="tight"/>
           </v:shape>
@@ -3110,10 +3097,7 @@
       </w:pPr>
       <w:proofErr w:type="gramStart"/>
       <w:r>
-        <w:t>d</w:t>
-      </w:r>
-      <w:r>
-        <w:t>escription</w:t>
+        <w:t>description</w:t>
       </w:r>
       <w:proofErr w:type="gramEnd"/>
       <w:r>
@@ -3134,7 +3118,7 @@
           <w:noProof/>
         </w:rPr>
         <w:pict w14:anchorId="19063FEB">
-          <v:shape id="_x0000_s1080" type="#_x0000_t75" style="position:absolute;left:0;text-align:left;margin-left:-32.4pt;margin-top:27.4pt;width:503.55pt;height:232.45pt;z-index:-1;visibility:visible;mso-wrap-style:square;mso-position-horizontal-relative:text;mso-position-vertical-relative:text;mso-width-relative:page;mso-height-relative:page" wrapcoords="-36 -77 -36 21600 21636 21600 21636 -77 -36 -77" stroked="t" strokecolor="#bfbfbf">
+          <v:shape id="_x0000_s1080" type="#_x0000_t75" style="position:absolute;left:0;text-align:left;margin-left:-32.4pt;margin-top:27.4pt;width:503.55pt;height:232.45pt;z-index:-4;visibility:visible;mso-wrap-style:square;mso-position-horizontal-relative:text;mso-position-vertical-relative:text;mso-width-relative:page;mso-height-relative:page" wrapcoords="-36 -77 -36 21600 21636 21600 21636 -77 -36 -77" stroked="t" strokecolor="#bfbfbf">
             <v:imagedata r:id="rId28" o:title=""/>
             <w10:wrap type="tight"/>
           </v:shape>
@@ -5255,6 +5239,7 @@
   <w:style w:type="character" w:default="1" w:styleId="DefaultParagraphFont">
     <w:name w:val="Default Paragraph Font"/>
     <w:uiPriority w:val="1"/>
+    <w:semiHidden/>
     <w:unhideWhenUsed/>
   </w:style>
   <w:style w:type="table" w:default="1" w:styleId="TableNormal">
